--- a/(e)CRF/Per visite/V1 - Baseline/Metingen en klinische registratie/10_Voorschrift aangepaste voetorthese (CMFO).docx
+++ b/(e)CRF/Per visite/V1 - Baseline/Metingen en klinische registratie/10_Voorschrift aangepaste voetorthese (CMFO).docx
@@ -1580,7 +1580,7 @@
           <w:color w:val="24303B"/>
           <w:lang w:val="nl-NL"/>
         </w:rPr>
-        <w:t>1</w:t>
+        <w:t>0</w:t>
       </w:r>
       <w:r>
         <w:rPr>
